--- a/testakten/gesellschaftsrecht-legal-english-frankfurt-startup/00-deal-personen-und-zeitleiste.docx
+++ b/testakten/gesellschaftsrecht-legal-english-frankfurt-startup/00-deal-personen-und-zeitleiste.docx
@@ -5,21 +5,41 @@
     <w:p>
       <w:pPr>
         <w:pStyle w:val="Heading1"/>
+        <w:spacing w:after="160" w:line="259" w:lineRule="auto"/>
       </w:pPr>
       <w:r>
+        <w:rPr>
+          <w:rFonts w:ascii="Times New Roman" w:hAnsi="Times New Roman"/>
+          <w:b/>
+          <w:sz w:val="28"/>
+        </w:rPr>
         <w:t>00 Deal Personen und Zeitleiste</w:t>
       </w:r>
     </w:p>
-    <w:p/>
+    <w:p>
+      <w:pPr>
+        <w:spacing w:line="259" w:lineRule="auto" w:after="60"/>
+      </w:pPr>
+    </w:p>
     <w:p>
       <w:pPr>
         <w:pStyle w:val="Heading2"/>
+        <w:spacing w:before="120" w:after="60" w:line="259" w:lineRule="auto"/>
       </w:pPr>
       <w:r>
+        <w:rPr>
+          <w:rFonts w:ascii="Times New Roman" w:hAnsi="Times New Roman"/>
+          <w:b/>
+          <w:sz w:val="22"/>
+        </w:rPr>
         <w:t>Codename und Eckdaten</w:t>
       </w:r>
     </w:p>
-    <w:p/>
+    <w:p>
+      <w:pPr>
+        <w:spacing w:line="259" w:lineRule="auto" w:after="60"/>
+      </w:pPr>
+    </w:p>
     <w:tbl>
       <w:tblPr>
         <w:tblStyle w:val="TableGrid"/>
@@ -696,29 +716,53 @@
         </w:tc>
       </w:tr>
     </w:tbl>
-    <w:p/>
-    <w:p/>
+    <w:p>
+      <w:pPr>
+        <w:spacing w:line="259" w:lineRule="auto" w:after="60"/>
+      </w:pPr>
+    </w:p>
+    <w:p>
+      <w:pPr>
+        <w:spacing w:line="259" w:lineRule="auto" w:after="60"/>
+      </w:pPr>
+    </w:p>
     <w:p>
       <w:pPr>
         <w:pStyle w:val="Heading2"/>
+        <w:spacing w:before="120" w:after="60" w:line="259" w:lineRule="auto"/>
       </w:pPr>
       <w:r>
+        <w:rPr>
+          <w:rFonts w:ascii="Times New Roman" w:hAnsi="Times New Roman"/>
+          <w:b/>
+          <w:sz w:val="22"/>
+        </w:rPr>
         <w:t>Cast</w:t>
       </w:r>
     </w:p>
-    <w:p/>
+    <w:p>
+      <w:pPr>
+        <w:spacing w:line="259" w:lineRule="auto" w:after="60"/>
+      </w:pPr>
+    </w:p>
     <w:p>
       <w:pPr>
         <w:pStyle w:val="Heading3"/>
+        <w:spacing w:line="259" w:lineRule="auto" w:after="60"/>
       </w:pPr>
       <w:r>
         <w:t>Auf Mandantenseite</w:t>
       </w:r>
     </w:p>
-    <w:p/>
+    <w:p>
+      <w:pPr>
+        <w:spacing w:line="259" w:lineRule="auto" w:after="60"/>
+      </w:pPr>
+    </w:p>
     <w:p>
       <w:pPr>
         <w:pStyle w:val="ListBullet"/>
+        <w:spacing w:line="259" w:lineRule="auto" w:after="60"/>
       </w:pPr>
       <w:r>
         <w:rPr>
@@ -731,6 +775,7 @@
     <w:p>
       <w:pPr>
         <w:pStyle w:val="ListBullet"/>
+        <w:spacing w:line="259" w:lineRule="auto" w:after="60"/>
       </w:pPr>
       <w:r>
         <w:rPr>
@@ -743,6 +788,7 @@
     <w:p>
       <w:pPr>
         <w:pStyle w:val="ListBullet"/>
+        <w:spacing w:line="259" w:lineRule="auto" w:after="60"/>
       </w:pPr>
       <w:r>
         <w:rPr>
@@ -755,6 +801,7 @@
     <w:p>
       <w:pPr>
         <w:pStyle w:val="ListBullet"/>
+        <w:spacing w:line="259" w:lineRule="auto" w:after="60"/>
       </w:pPr>
       <w:r>
         <w:rPr>
@@ -767,6 +814,7 @@
     <w:p>
       <w:pPr>
         <w:pStyle w:val="ListBullet"/>
+        <w:spacing w:line="259" w:lineRule="auto" w:after="60"/>
       </w:pPr>
       <w:r>
         <w:rPr>
@@ -779,6 +827,7 @@
     <w:p>
       <w:pPr>
         <w:pStyle w:val="ListBullet"/>
+        <w:spacing w:line="259" w:lineRule="auto" w:after="60"/>
       </w:pPr>
       <w:r>
         <w:rPr>
@@ -788,19 +837,29 @@
         <w:t>Steuerberaterin — Sozietät Hartwig, Frankfurt, kümmert sich um die Lohnsteuerthemen rund um VSOP.</w:t>
       </w:r>
     </w:p>
-    <w:p/>
+    <w:p>
+      <w:pPr>
+        <w:spacing w:line="259" w:lineRule="auto" w:after="60"/>
+      </w:pPr>
+    </w:p>
     <w:p>
       <w:pPr>
         <w:pStyle w:val="Heading3"/>
+        <w:spacing w:line="259" w:lineRule="auto" w:after="60"/>
       </w:pPr>
       <w:r>
         <w:t>Auf Investorenseite Lead</w:t>
       </w:r>
     </w:p>
-    <w:p/>
+    <w:p>
+      <w:pPr>
+        <w:spacing w:line="259" w:lineRule="auto" w:after="60"/>
+      </w:pPr>
+    </w:p>
     <w:p>
       <w:pPr>
         <w:pStyle w:val="ListBullet"/>
+        <w:spacing w:line="259" w:lineRule="auto" w:after="60"/>
       </w:pPr>
       <w:r>
         <w:rPr>
@@ -813,6 +872,7 @@
     <w:p>
       <w:pPr>
         <w:pStyle w:val="ListBullet"/>
+        <w:spacing w:line="259" w:lineRule="auto" w:after="60"/>
       </w:pPr>
       <w:r>
         <w:rPr>
@@ -825,6 +885,7 @@
     <w:p>
       <w:pPr>
         <w:pStyle w:val="ListBullet"/>
+        <w:spacing w:line="259" w:lineRule="auto" w:after="60"/>
       </w:pPr>
       <w:r>
         <w:rPr>
@@ -837,6 +898,7 @@
     <w:p>
       <w:pPr>
         <w:pStyle w:val="ListBullet"/>
+        <w:spacing w:line="259" w:lineRule="auto" w:after="60"/>
       </w:pPr>
       <w:r>
         <w:rPr>
@@ -846,19 +908,29 @@
         <w:t>Brackenmuir &amp; Quint LLP, Frankfurt — Investor Counsel. Magic Circle, mit deutscher Praxis. Lead: Dr. Frieda Brackenmuir.</w:t>
       </w:r>
     </w:p>
-    <w:p/>
+    <w:p>
+      <w:pPr>
+        <w:spacing w:line="259" w:lineRule="auto" w:after="60"/>
+      </w:pPr>
+    </w:p>
     <w:p>
       <w:pPr>
         <w:pStyle w:val="Heading3"/>
+        <w:spacing w:line="259" w:lineRule="auto" w:after="60"/>
       </w:pPr>
       <w:r>
         <w:t>Auf Investorenseite Co</w:t>
       </w:r>
     </w:p>
-    <w:p/>
+    <w:p>
+      <w:pPr>
+        <w:spacing w:line="259" w:lineRule="auto" w:after="60"/>
+      </w:pPr>
+    </w:p>
     <w:p>
       <w:pPr>
         <w:pStyle w:val="ListBullet"/>
+        <w:spacing w:line="259" w:lineRule="auto" w:after="60"/>
       </w:pPr>
       <w:r>
         <w:rPr>
@@ -871,6 +943,7 @@
     <w:p>
       <w:pPr>
         <w:pStyle w:val="ListBullet"/>
+        <w:spacing w:line="259" w:lineRule="auto" w:after="60"/>
       </w:pPr>
       <w:r>
         <w:rPr>
@@ -883,6 +956,7 @@
     <w:p>
       <w:pPr>
         <w:pStyle w:val="ListBullet"/>
+        <w:spacing w:line="259" w:lineRule="auto" w:after="60"/>
       </w:pPr>
       <w:r>
         <w:rPr>
@@ -892,19 +966,29 @@
         <w:t>Tante Ermelind Capital UG (haftungsbeschränkt) — Family-Office-Vehikel des Onkels von Walburga Stein. Hat ein Wandeldarlehen über 600.000 EUR ausgegeben.</w:t>
       </w:r>
     </w:p>
-    <w:p/>
+    <w:p>
+      <w:pPr>
+        <w:spacing w:line="259" w:lineRule="auto" w:after="60"/>
+      </w:pPr>
+    </w:p>
     <w:p>
       <w:pPr>
         <w:pStyle w:val="Heading3"/>
+        <w:spacing w:line="259" w:lineRule="auto" w:after="60"/>
       </w:pPr>
       <w:r>
         <w:t>Auf Beraterseite Mandantin</w:t>
       </w:r>
     </w:p>
-    <w:p/>
+    <w:p>
+      <w:pPr>
+        <w:spacing w:line="259" w:lineRule="auto" w:after="60"/>
+      </w:pPr>
+    </w:p>
     <w:p>
       <w:pPr>
         <w:pStyle w:val="ListBullet"/>
+        <w:spacing w:line="259" w:lineRule="auto" w:after="60"/>
       </w:pPr>
       <w:r>
         <w:rPr>
@@ -917,6 +1001,7 @@
     <w:p>
       <w:pPr>
         <w:pStyle w:val="ListBullet"/>
+        <w:spacing w:line="259" w:lineRule="auto" w:after="60"/>
       </w:pPr>
       <w:r>
         <w:rPr>
@@ -929,6 +1014,7 @@
     <w:p>
       <w:pPr>
         <w:pStyle w:val="ListBullet"/>
+        <w:spacing w:line="259" w:lineRule="auto" w:after="60"/>
       </w:pPr>
       <w:r>
         <w:rPr>
@@ -941,6 +1027,7 @@
     <w:p>
       <w:pPr>
         <w:pStyle w:val="ListBullet"/>
+        <w:spacing w:line="259" w:lineRule="auto" w:after="60"/>
       </w:pPr>
       <w:r>
         <w:rPr>
@@ -950,16 +1037,25 @@
         <w:t>Sebastian Volpert — Notariatsangestellter im Notariat Schwartz, koordiniert Beurkundungstermine.</w:t>
       </w:r>
     </w:p>
-    <w:p/>
+    <w:p>
+      <w:pPr>
+        <w:spacing w:line="259" w:lineRule="auto" w:after="60"/>
+      </w:pPr>
+    </w:p>
     <w:p>
       <w:pPr>
         <w:pStyle w:val="Heading2"/>
+        <w:spacing w:line="259" w:lineRule="auto" w:after="60"/>
       </w:pPr>
       <w:r>
         <w:t>Zeitleiste seit Seed</w:t>
       </w:r>
     </w:p>
-    <w:p/>
+    <w:p>
+      <w:pPr>
+        <w:spacing w:line="259" w:lineRule="auto" w:after="60"/>
+      </w:pPr>
+    </w:p>
     <w:tbl>
       <w:tblPr>
         <w:tblStyle w:val="TableGrid"/>
@@ -1856,20 +1952,34 @@
         </w:tc>
       </w:tr>
     </w:tbl>
-    <w:p/>
-    <w:p/>
+    <w:p>
+      <w:pPr>
+        <w:spacing w:line="259" w:lineRule="auto" w:after="60"/>
+      </w:pPr>
+    </w:p>
+    <w:p>
+      <w:pPr>
+        <w:spacing w:line="259" w:lineRule="auto" w:after="60"/>
+      </w:pPr>
+    </w:p>
     <w:p>
       <w:pPr>
         <w:pStyle w:val="Heading2"/>
+        <w:spacing w:line="259" w:lineRule="auto" w:after="60"/>
       </w:pPr>
       <w:r>
         <w:t>Aktenschwerpunkte für die kommende Verhandlung</w:t>
       </w:r>
     </w:p>
-    <w:p/>
+    <w:p>
+      <w:pPr>
+        <w:spacing w:line="259" w:lineRule="auto" w:after="60"/>
+      </w:pPr>
+    </w:p>
     <w:p>
       <w:pPr>
         <w:pStyle w:val="ListBullet"/>
+        <w:spacing w:line="259" w:lineRule="auto" w:after="60"/>
       </w:pPr>
       <w:r>
         <w:rPr>
@@ -1882,6 +1992,7 @@
     <w:p>
       <w:pPr>
         <w:pStyle w:val="ListBullet"/>
+        <w:spacing w:line="259" w:lineRule="auto" w:after="60"/>
       </w:pPr>
       <w:r>
         <w:rPr>
@@ -1894,6 +2005,7 @@
     <w:p>
       <w:pPr>
         <w:pStyle w:val="ListBullet"/>
+        <w:spacing w:line="259" w:lineRule="auto" w:after="60"/>
       </w:pPr>
       <w:r>
         <w:rPr>
@@ -1906,6 +2018,7 @@
     <w:p>
       <w:pPr>
         <w:pStyle w:val="ListBullet"/>
+        <w:spacing w:line="259" w:lineRule="auto" w:after="60"/>
       </w:pPr>
       <w:r>
         <w:rPr>
@@ -1918,6 +2031,7 @@
     <w:p>
       <w:pPr>
         <w:pStyle w:val="ListBullet"/>
+        <w:spacing w:line="259" w:lineRule="auto" w:after="60"/>
       </w:pPr>
       <w:r>
         <w:rPr>
@@ -1927,19 +2041,28 @@
         <w:t>Vorbereitung der Verhandlung mit Northbridge bzw. Brackenmuir &amp; Quint LLP: Partnerbriefing, Mandantenmemo und Liste an Investor Counsel.</w:t>
       </w:r>
     </w:p>
-    <w:p/>
+    <w:p>
+      <w:pPr>
+        <w:spacing w:line="259" w:lineRule="auto" w:after="60"/>
+      </w:pPr>
+    </w:p>
     <w:p>
       <w:pPr>
         <w:pStyle w:val="Heading2"/>
+        <w:spacing w:line="259" w:lineRule="auto" w:after="60"/>
       </w:pPr>
       <w:r>
         <w:t>Offene Punkte zur Bearbeitung</w:t>
       </w:r>
     </w:p>
-    <w:p/>
     <w:p>
       <w:pPr>
-        <w:spacing w:after="80"/>
+        <w:spacing w:line="259" w:lineRule="auto" w:after="60"/>
+      </w:pPr>
+    </w:p>
+    <w:p>
+      <w:pPr>
+        <w:spacing w:after="80" w:line="259" w:lineRule="auto"/>
         <w:jc w:val="both"/>
       </w:pPr>
       <w:r>
@@ -1954,7 +2077,7 @@
       <w:headerReference w:type="default" r:id="rId9"/>
       <w:footerReference w:type="default" r:id="rId10"/>
       <w:pgSz w:w="11909" w:h="16834"/>
-      <w:pgMar w:top="1037" w:right="1123" w:bottom="1037" w:left="1123" w:header="720" w:footer="720" w:gutter="0"/>
+      <w:pgMar w:top="1191" w:right="1247" w:bottom="1134" w:left="1361" w:header="720" w:footer="720" w:gutter="0"/>
       <w:cols w:space="720"/>
       <w:docGrid w:linePitch="360"/>
     </w:sectPr>
@@ -2353,7 +2476,7 @@
     <w:rsid w:val="00FC693F"/>
     <w:rPr>
       <w:rFonts w:ascii="Times New Roman" w:hAnsi="Times New Roman"/>
-      <w:sz w:val="21"/>
+      <w:sz w:val="22"/>
     </w:rPr>
   </w:style>
   <w:style w:type="paragraph" w:styleId="Header">
@@ -2419,7 +2542,7 @@
       <w:b/>
       <w:bCs/>
       <w:color w:val="365F91" w:themeColor="accent1" w:themeShade="BF"/>
-      <w:sz w:val="30"/>
+      <w:sz w:val="28"/>
       <w:szCs w:val="28"/>
     </w:rPr>
   </w:style>
@@ -2443,7 +2566,7 @@
       <w:b/>
       <w:bCs/>
       <w:color w:val="4F81BD" w:themeColor="accent1"/>
-      <w:sz w:val="25"/>
+      <w:sz w:val="24"/>
       <w:szCs w:val="26"/>
     </w:rPr>
   </w:style>
@@ -2705,11 +2828,12 @@
       <w:contextualSpacing/>
     </w:pPr>
     <w:rPr>
-      <w:rFonts w:asciiTheme="majorHAnsi" w:eastAsiaTheme="majorEastAsia" w:hAnsiTheme="majorHAnsi" w:cstheme="majorBidi"/>
+      <w:rFonts w:asciiTheme="majorHAnsi" w:eastAsiaTheme="majorEastAsia" w:hAnsiTheme="majorHAnsi" w:cstheme="majorBidi" w:ascii="Times New Roman" w:hAnsi="Times New Roman"/>
+      <w:b/>
       <w:color w:val="17365D" w:themeColor="text2" w:themeShade="BF"/>
       <w:spacing w:val="5"/>
       <w:kern w:val="28"/>
-      <w:sz w:val="52"/>
+      <w:sz w:val="30"/>
       <w:szCs w:val="52"/>
     </w:rPr>
   </w:style>
